--- a/templates/000_pm_suite/02_프로젝트 개발/05_구현/03_개발/프로젝트명_API매뉴얼_V1.0_20230530.docx
+++ b/templates/000_pm_suite/02_프로젝트 개발/05_구현/03_개발/프로젝트명_API매뉴얼_V1.0_20230530.docx
@@ -10,7 +10,7 @@
           <w:color w:val="2563EB"/>
           <w:sz w:val="17"/>
         </w:rPr>
-        <w:t>[엠파시 엔터프라이즈 표준 사업관리 서식] 문서번호: PM-52 | 사업명: 한빛글로벌 SyncGuard AI 시스템 구축</w:t>
+        <w:t>[엠파시 엔터프라이즈 표준 사업관리 서식] 문서번호: PM-52 | 사업명: 한빛글로벌 SyncFlow AI 시스템 구축</w:t>
       </w:r>
     </w:p>
     <w:p>
@@ -21,7 +21,7 @@
           <w:color w:val="0F172A"/>
           <w:sz w:val="36"/>
         </w:rPr>
-        <w:t>SyncGuard AI RESTful API 인터페이스 개발 및 연동 매뉴얼</w:t>
+        <w:t>SyncFlow AI RESTful API 인터페이스 개발 및 연동 매뉴얼</w:t>
       </w:r>
     </w:p>
     <w:p>
@@ -32,7 +32,7 @@
           <w:color w:val="475569"/>
           <w:sz w:val="21"/>
         </w:rPr>
-        <w:t>프론트엔드(FO/BO) · 백엔드(Spring Boot) · AI 추론 워커(FastAPI) · 기간계(MarketingHub) 표준 API 규격서</w:t>
+        <w:t>프론트엔드(FO/BO) · 백엔드(Spring Boot) · AI 추론 워커(FastAPI) · 기간계(SRM-Portal) 표준 API 규격서</w:t>
       </w:r>
     </w:p>
     <w:tbl>
@@ -147,7 +147,7 @@
                 <w:color w:val="1E293B"/>
                 <w:sz w:val="19"/>
               </w:rPr>
-              <w:t>SyncGuard AI — 엔터프라이즈 AI 콘텐츠·규제 심의 자동화 시스템 구축 사업</w:t>
+              <w:t>SyncFlow AI — 엔터프라이즈 AI 콘텐츠·규제 검증 자동화 시스템 구축 사업</w:t>
             </w:r>
           </w:p>
         </w:tc>
@@ -197,7 +197,7 @@
                 <w:color w:val="1E293B"/>
                 <w:sz w:val="19"/>
               </w:rPr>
-              <w:t>/api/v1/syncguard/... (전사 단일 Canonical URL 규격 100% 준수)</w:t>
+              <w:t>/api/v1/syncflow/... (전사 단일 Canonical URL 규격 100% 준수)</w:t>
             </w:r>
           </w:p>
         </w:tc>
@@ -511,7 +511,7 @@
                 <w:color w:val="1E293B"/>
                 <w:sz w:val="19"/>
               </w:rPr>
-              <w:t>POST /api/v1/syncguard/auth/sso-callback</w:t>
+              <w:t>POST /api/v1/syncflow/auth/sso-callback</w:t>
             </w:r>
           </w:p>
         </w:tc>
@@ -633,7 +633,7 @@
                 <w:color w:val="1E293B"/>
                 <w:sz w:val="19"/>
               </w:rPr>
-              <w:t>POST /api/v1/syncguard/claims/upload</w:t>
+              <w:t>POST /api/v1/syncflow/Spec/upload</w:t>
             </w:r>
           </w:p>
         </w:tc>
@@ -657,7 +657,7 @@
                 <w:color w:val="1E293B"/>
                 <w:sz w:val="19"/>
               </w:rPr>
-              <w:t>멀티모달 심의 파일(PDF/이미지) 업로드 및 OCR 파싱 실행</w:t>
+              <w:t>멀티모달 검증 파일(PDF/이미지) 업로드 및 OCR 파싱 실행</w:t>
             </w:r>
           </w:p>
         </w:tc>
@@ -681,7 +681,7 @@
                 <w:color w:val="1E293B"/>
                 <w:sz w:val="19"/>
               </w:rPr>
-              <w:t>Req: brandCd, prodCd, file / Res: claimId, ocrBoxes[]</w:t>
+              <w:t>Req: brandCd, prodCd, file / Res: verifyId, ocrBoxes[]</w:t>
             </w:r>
           </w:p>
         </w:tc>
@@ -755,7 +755,7 @@
                 <w:color w:val="1E293B"/>
                 <w:sz w:val="19"/>
               </w:rPr>
-              <w:t>POST /api/v1/syncguard/claims/{claimId}/evaluate</w:t>
+              <w:t>POST /api/v1/syncflow/Spec/{verifyId}/evaluate</w:t>
             </w:r>
           </w:p>
         </w:tc>
@@ -779,7 +779,7 @@
                 <w:color w:val="1E293B"/>
                 <w:sz w:val="19"/>
               </w:rPr>
-              <w:t>3단계 하이브리드 RAG 기반 표시·광고 규제 심의 실행</w:t>
+              <w:t>3단계 하이브리드 RAG 기반 계약·기술규격 규제 검증 실행</w:t>
             </w:r>
           </w:p>
         </w:tc>
@@ -803,7 +803,7 @@
                 <w:color w:val="1E293B"/>
                 <w:sz w:val="19"/>
               </w:rPr>
-              <w:t>Req: claimId, lang / Res: verdict(PASS/WARN/FAIL), items[], alternatives[]</w:t>
+              <w:t>Req: verifyId, lang / Res: verdict(PASS/WARN/FAIL), items[], alternatives[]</w:t>
             </w:r>
           </w:p>
         </w:tc>
@@ -877,7 +877,7 @@
                 <w:color w:val="1E293B"/>
                 <w:sz w:val="19"/>
               </w:rPr>
-              <w:t>GET /api/v1/syncguard/claims/{claimId}/report-pdf</w:t>
+              <w:t>GET /api/v1/syncflow/Spec/{verifyId}/report-pdf</w:t>
             </w:r>
           </w:p>
         </w:tc>
@@ -901,7 +901,7 @@
                 <w:color w:val="1E293B"/>
                 <w:sz w:val="19"/>
               </w:rPr>
-              <w:t>공식 표시·광고 심의 결과 증명서 PDF 스트림 다운로드</w:t>
+              <w:t>공식 계약·기술규격 검증 결과 증명서 PDF 스트림 다운로드</w:t>
             </w:r>
           </w:p>
         </w:tc>
@@ -925,7 +925,7 @@
                 <w:color w:val="1E293B"/>
                 <w:sz w:val="19"/>
               </w:rPr>
-              <w:t>Req: claimId / Res: application/pdf binary</w:t>
+              <w:t>Req: verifyId / Res: application/pdf binary</w:t>
             </w:r>
           </w:p>
         </w:tc>
@@ -999,7 +999,7 @@
                 <w:color w:val="1E293B"/>
                 <w:sz w:val="19"/>
               </w:rPr>
-              <w:t>PUT /api/v1/syncguard/admin/rules/{ruleId}</w:t>
+              <w:t>PUT /api/v1/syncflow/admin/rules/{ruleId}</w:t>
             </w:r>
           </w:p>
         </w:tc>
@@ -1121,7 +1121,7 @@
                 <w:color w:val="1E293B"/>
                 <w:sz w:val="19"/>
               </w:rPr>
-              <w:t>POST /api/v1/syncguard/ext/marketing-hub/webhook</w:t>
+              <w:t>POST /api/v1/syncflow/ext/marketing-hub/webhook</w:t>
             </w:r>
           </w:p>
         </w:tc>
@@ -1145,7 +1145,7 @@
                 <w:color w:val="1E293B"/>
                 <w:sz w:val="19"/>
               </w:rPr>
-              <w:t>마케팅허브 대상 심의 완료 결과 비동기 콜백 발송</w:t>
+              <w:t>전자구매포털 대상 검증 완료 결과 비동기 콜백 발송</w:t>
             </w:r>
           </w:p>
         </w:tc>
@@ -1230,7 +1230,7 @@
           <w:color w:val="1E293B"/>
           <w:sz w:val="20"/>
         </w:rPr>
-        <w:t>• 401 Unauthorized (ERR_SSO_TOKEN_EXPIRED: SSO 토큰 만료) / 403 Forbidden (ERR_RBAC_DENIED: 브랜드 또는 어드민 권한 부족)</w:t>
+        <w:t>• 401 Unauthorized (ERR_SSO_TOKEN_EXPIRED: SSO 토큰 만료) / 403 Forbidden (ERR_RBAC_DENIED: 사업본부 또는 어드민 권한 부족)</w:t>
       </w:r>
     </w:p>
     <w:p>
